--- a/gtm-decks/tech-lead-kt/CSPulse_Vision_Architecture_Guide.docx
+++ b/gtm-decks/tech-lead-kt/CSPulse_Vision_Architecture_Guide.docx
@@ -120,6 +120,68 @@
       </w:pPr>
       <w:r>
         <w:t xml:space="preserve">This is the most important conceptual call in CS Pulse and it's worth understanding before reading anything else. Most CS platforms have ONE health-score layer — usually a KPI rollup. CS Pulse has TWO layers, intentionally not reconciled. From session memory (product_two_layer_indicator_design.md):</w:t>
+      </w:r>
+    </w:p>
+    <w:p>
+      <w:pPr>
+        <w:spacing w:after="180" w:before="120"/>
+        <w:jc w:val="center"/>
+      </w:pPr>
+      <w:r>
+        <w:drawing>
+          <wp:inline distT="0" distB="0" distL="0" distR="0">
+            <wp:extent cx="5524500" cy="2657475"/>
+            <wp:effectExtent t="0" r="0" b="0" l="0"/>
+            <wp:docPr id="1" name="" descr="" title=""/>
+            <wp:cNvGraphicFramePr>
+              <a:graphicFrameLocks xmlns:a="http://schemas.openxmlformats.org/drawingml/2006/main" noChangeAspect="1"/>
+            </wp:cNvGraphicFramePr>
+            <a:graphic xmlns:a="http://schemas.openxmlformats.org/drawingml/2006/main">
+              <a:graphicData uri="http://schemas.openxmlformats.org/drawingml/2006/picture">
+                <pic:pic xmlns:pic="http://schemas.openxmlformats.org/drawingml/2006/picture">
+                  <pic:nvPicPr>
+                    <pic:cNvPr id="0" name="" descr=""/>
+                    <pic:cNvPicPr>
+                      <a:picLocks noChangeAspect="1" noChangeArrowheads="1"/>
+                    </pic:cNvPicPr>
+                  </pic:nvPicPr>
+                  <pic:blipFill>
+                    <a:blip r:embed="rId7" cstate="none"/>
+                    <a:srcRect/>
+                    <a:stretch>
+                      <a:fillRect/>
+                    </a:stretch>
+                  </pic:blipFill>
+                  <pic:spPr bwMode="auto">
+                    <a:xfrm>
+                      <a:off x="0" y="0"/>
+                      <a:ext cx="5524500" cy="2657475"/>
+                    </a:xfrm>
+                    <a:prstGeom prst="rect">
+                      <a:avLst/>
+                    </a:prstGeom>
+                  </pic:spPr>
+                </pic:pic>
+              </a:graphicData>
+            </a:graphic>
+          </wp:inline>
+        </w:drawing>
+      </w:r>
+    </w:p>
+    <w:p>
+      <w:pPr>
+        <w:spacing w:after="240"/>
+        <w:jc w:val="center"/>
+      </w:pPr>
+      <w:r>
+        <w:rPr>
+          <w:i/>
+          <w:iCs/>
+          <w:color w:val="606060"/>
+          <w:sz w:val="18"/>
+          <w:szCs w:val="18"/>
+        </w:rPr>
+        <w:t xml:space="preserve">Figure 1 — The two-layer indicator model. Leading layer (signals → context graph) flags revenue-at-risk before KPIs reflect it; trailing layer (KPI rollup) is mathematically rigorous but lagging. The gap between them is the product.</w:t>
       </w:r>
     </w:p>
     <w:tbl>
@@ -717,6 +779,68 @@
         <w:t xml:space="preserve">2.1 The three layers</w:t>
       </w:r>
     </w:p>
+    <w:p>
+      <w:pPr>
+        <w:spacing w:after="180" w:before="120"/>
+        <w:jc w:val="center"/>
+      </w:pPr>
+      <w:r>
+        <w:drawing>
+          <wp:inline distT="0" distB="0" distL="0" distR="0">
+            <wp:extent cx="5524500" cy="5343525"/>
+            <wp:effectExtent t="0" r="0" b="0" l="0"/>
+            <wp:docPr id="1" name="" descr="" title=""/>
+            <wp:cNvGraphicFramePr>
+              <a:graphicFrameLocks xmlns:a="http://schemas.openxmlformats.org/drawingml/2006/main" noChangeAspect="1"/>
+            </wp:cNvGraphicFramePr>
+            <a:graphic xmlns:a="http://schemas.openxmlformats.org/drawingml/2006/main">
+              <a:graphicData uri="http://schemas.openxmlformats.org/drawingml/2006/picture">
+                <pic:pic xmlns:pic="http://schemas.openxmlformats.org/drawingml/2006/picture">
+                  <pic:nvPicPr>
+                    <pic:cNvPr id="0" name="" descr=""/>
+                    <pic:cNvPicPr>
+                      <a:picLocks noChangeAspect="1" noChangeArrowheads="1"/>
+                    </pic:cNvPicPr>
+                  </pic:nvPicPr>
+                  <pic:blipFill>
+                    <a:blip r:embed="rId8" cstate="none"/>
+                    <a:srcRect/>
+                    <a:stretch>
+                      <a:fillRect/>
+                    </a:stretch>
+                  </pic:blipFill>
+                  <pic:spPr bwMode="auto">
+                    <a:xfrm>
+                      <a:off x="0" y="0"/>
+                      <a:ext cx="5524500" cy="5343525"/>
+                    </a:xfrm>
+                    <a:prstGeom prst="rect">
+                      <a:avLst/>
+                    </a:prstGeom>
+                  </pic:spPr>
+                </pic:pic>
+              </a:graphicData>
+            </a:graphic>
+          </wp:inline>
+        </w:drawing>
+      </w:r>
+    </w:p>
+    <w:p>
+      <w:pPr>
+        <w:spacing w:after="240"/>
+        <w:jc w:val="center"/>
+      </w:pPr>
+      <w:r>
+        <w:rPr>
+          <w:i/>
+          <w:iCs/>
+          <w:color w:val="606060"/>
+          <w:sz w:val="18"/>
+          <w:szCs w:val="18"/>
+        </w:rPr>
+        <w:t xml:space="preserve">Figure 2 — The three layers of AI in CS Pulse. Bottom-up: user/buyer hits the Generative surface (Ask AI + MCP); generative calls into the Causal layer (context graph + invariants) for trustworthy answers; causal layer leans on the Predictive layer (the 4 wizards) for statistical signal. Competitors typically have one layer; none have all three.</w:t>
+      </w:r>
+    </w:p>
     <w:tbl>
       <w:tblPr>
         <w:tblW w:type="dxa" w:w="9600"/>
@@ -1198,6 +1322,68 @@
       </w:pPr>
       <w:r>
         <w:t xml:space="preserve">The platform image exposes ten top-level modules. As tech lead you'll touch all of them within your first month. This section is the map; the Technical Deep Dive (doc #3) goes into implementation per module.</w:t>
+      </w:r>
+    </w:p>
+    <w:p>
+      <w:pPr>
+        <w:spacing w:after="180" w:before="120"/>
+        <w:jc w:val="center"/>
+      </w:pPr>
+      <w:r>
+        <w:drawing>
+          <wp:inline distT="0" distB="0" distL="0" distR="0">
+            <wp:extent cx="5524500" cy="1685925"/>
+            <wp:effectExtent t="0" r="0" b="0" l="0"/>
+            <wp:docPr id="1" name="" descr="" title=""/>
+            <wp:cNvGraphicFramePr>
+              <a:graphicFrameLocks xmlns:a="http://schemas.openxmlformats.org/drawingml/2006/main" noChangeAspect="1"/>
+            </wp:cNvGraphicFramePr>
+            <a:graphic xmlns:a="http://schemas.openxmlformats.org/drawingml/2006/main">
+              <a:graphicData uri="http://schemas.openxmlformats.org/drawingml/2006/picture">
+                <pic:pic xmlns:pic="http://schemas.openxmlformats.org/drawingml/2006/picture">
+                  <pic:nvPicPr>
+                    <pic:cNvPr id="0" name="" descr=""/>
+                    <pic:cNvPicPr>
+                      <a:picLocks noChangeAspect="1" noChangeArrowheads="1"/>
+                    </pic:cNvPicPr>
+                  </pic:nvPicPr>
+                  <pic:blipFill>
+                    <a:blip r:embed="rId9" cstate="none"/>
+                    <a:srcRect/>
+                    <a:stretch>
+                      <a:fillRect/>
+                    </a:stretch>
+                  </pic:blipFill>
+                  <pic:spPr bwMode="auto">
+                    <a:xfrm>
+                      <a:off x="0" y="0"/>
+                      <a:ext cx="5524500" cy="1685925"/>
+                    </a:xfrm>
+                    <a:prstGeom prst="rect">
+                      <a:avLst/>
+                    </a:prstGeom>
+                  </pic:spPr>
+                </pic:pic>
+              </a:graphicData>
+            </a:graphic>
+          </wp:inline>
+        </w:drawing>
+      </w:r>
+    </w:p>
+    <w:p>
+      <w:pPr>
+        <w:spacing w:after="240"/>
+        <w:jc w:val="center"/>
+      </w:pPr>
+      <w:r>
+        <w:rPr>
+          <w:i/>
+          <w:iCs/>
+          <w:color w:val="606060"/>
+          <w:sz w:val="18"/>
+          <w:szCs w:val="18"/>
+        </w:rPr>
+        <w:t xml:space="preserve">Figure 3 — Module surface + data flow. Yellow = customer upload; purple = wizards + predictor (the predictive core); orange = context graph (the causal layer); blue = AI chat surfaces; green = persona dashboards. Solid arrows = primary data path; dotted = subordinate / enrichment paths.</w:t>
       </w:r>
     </w:p>
     <w:tbl>
